--- a/FTCOES-264 Pacto Pedagógico Gestión Base de Datos.docx
+++ b/FTCOES-264 Pacto Pedagógico Gestión Base de Datos.docx
@@ -385,7 +385,7 @@
                 <w:b/>
                 <w:bCs/>
               </w:rPr>
-              <w:t>Desarrollo De Software</w:t>
+              <w:t>Técnico Laboral en Asistente en Desarrollo de Software</w:t>
             </w:r>
           </w:p>
         </w:tc>
@@ -10938,7 +10938,6 @@
   <w:style w:type="character" w:default="1" w:styleId="Fuentedeprrafopredeter">
     <w:name w:val="Default Paragraph Font"/>
     <w:uiPriority w:val="1"/>
-    <w:semiHidden/>
     <w:unhideWhenUsed/>
   </w:style>
   <w:style w:type="table" w:default="1" w:styleId="Tablanormal">
@@ -11610,7 +11609,14 @@
 </file>
 
 <file path=customXml/item1.xml><?xml version="1.0" encoding="utf-8"?>
-<b:Sources xmlns:b="http://schemas.openxmlformats.org/officeDocument/2006/bibliography" xmlns="http://schemas.openxmlformats.org/officeDocument/2006/bibliography" SelectedStyle="\APASixthEditionOfficeOnline.xsl" StyleName="APA" Version="6"/>
+<p:properties xmlns:p="http://schemas.microsoft.com/office/2006/metadata/properties" xmlns:xsi="http://www.w3.org/2001/XMLSchema-instance" xmlns:pc="http://schemas.microsoft.com/office/infopath/2007/PartnerControls">
+  <documentManagement>
+    <lcf76f155ced4ddcb4097134ff3c332f xmlns="7f48dc74-810e-4597-a58e-28cb4ccb6405">
+      <Terms xmlns="http://schemas.microsoft.com/office/infopath/2007/PartnerControls"/>
+    </lcf76f155ced4ddcb4097134ff3c332f>
+    <TaxCatchAll xmlns="cfbdc990-d511-4af6-b9b1-fc96925cdde4" xsi:nil="true"/>
+  </documentManagement>
+</p:properties>
 </file>
 
 <file path=customXml/item2.xml><?xml version="1.0" encoding="utf-8"?>
@@ -11843,14 +11849,7 @@
 </file>
 
 <file path=customXml/item3.xml><?xml version="1.0" encoding="utf-8"?>
-<p:properties xmlns:p="http://schemas.microsoft.com/office/2006/metadata/properties" xmlns:xsi="http://www.w3.org/2001/XMLSchema-instance" xmlns:pc="http://schemas.microsoft.com/office/infopath/2007/PartnerControls">
-  <documentManagement>
-    <lcf76f155ced4ddcb4097134ff3c332f xmlns="7f48dc74-810e-4597-a58e-28cb4ccb6405">
-      <Terms xmlns="http://schemas.microsoft.com/office/infopath/2007/PartnerControls"/>
-    </lcf76f155ced4ddcb4097134ff3c332f>
-    <TaxCatchAll xmlns="cfbdc990-d511-4af6-b9b1-fc96925cdde4" xsi:nil="true"/>
-  </documentManagement>
-</p:properties>
+<b:Sources xmlns:b="http://schemas.openxmlformats.org/officeDocument/2006/bibliography" xmlns="http://schemas.openxmlformats.org/officeDocument/2006/bibliography" SelectedStyle="\APASixthEditionOfficeOnline.xsl" StyleName="APA" Version="6"/>
 </file>
 
 <file path=customXml/item4.xml><?xml version="1.0" encoding="utf-8"?>
@@ -11863,9 +11862,12 @@
 </file>
 
 <file path=customXml/itemProps1.xml><?xml version="1.0" encoding="utf-8"?>
-<ds:datastoreItem xmlns:ds="http://schemas.openxmlformats.org/officeDocument/2006/customXml" ds:itemID="{719C53C8-6477-46F0-91B2-9F1066145A2E}">
+<ds:datastoreItem xmlns:ds="http://schemas.openxmlformats.org/officeDocument/2006/customXml" ds:itemID="{B6FB8993-579F-4DED-9164-261DF16F17BC}">
   <ds:schemaRefs>
-    <ds:schemaRef ds:uri="http://schemas.openxmlformats.org/officeDocument/2006/bibliography"/>
+    <ds:schemaRef ds:uri="http://schemas.microsoft.com/office/2006/metadata/properties"/>
+    <ds:schemaRef ds:uri="http://schemas.microsoft.com/office/infopath/2007/PartnerControls"/>
+    <ds:schemaRef ds:uri="7f48dc74-810e-4597-a58e-28cb4ccb6405"/>
+    <ds:schemaRef ds:uri="cfbdc990-d511-4af6-b9b1-fc96925cdde4"/>
   </ds:schemaRefs>
 </ds:datastoreItem>
 </file>
@@ -11890,12 +11892,9 @@
 </file>
 
 <file path=customXml/itemProps3.xml><?xml version="1.0" encoding="utf-8"?>
-<ds:datastoreItem xmlns:ds="http://schemas.openxmlformats.org/officeDocument/2006/customXml" ds:itemID="{B6FB8993-579F-4DED-9164-261DF16F17BC}">
+<ds:datastoreItem xmlns:ds="http://schemas.openxmlformats.org/officeDocument/2006/customXml" ds:itemID="{719C53C8-6477-46F0-91B2-9F1066145A2E}">
   <ds:schemaRefs>
-    <ds:schemaRef ds:uri="http://schemas.microsoft.com/office/2006/metadata/properties"/>
-    <ds:schemaRef ds:uri="http://schemas.microsoft.com/office/infopath/2007/PartnerControls"/>
-    <ds:schemaRef ds:uri="7f48dc74-810e-4597-a58e-28cb4ccb6405"/>
-    <ds:schemaRef ds:uri="cfbdc990-d511-4af6-b9b1-fc96925cdde4"/>
+    <ds:schemaRef ds:uri="http://schemas.openxmlformats.org/officeDocument/2006/bibliography"/>
   </ds:schemaRefs>
 </ds:datastoreItem>
 </file>
